--- a/Тестовое задание (2).docx
+++ b/Тестовое задание (2).docx
@@ -249,10 +249,10 @@
             <v:path o:extrusionok="f" gradientshapeok="t" o:connecttype="rect"/>
             <o:lock v:ext="edit" aspectratio="t"/>
           </v:shapetype>
-          <v:shape id="_x0000_i1308" type="#_x0000_t75" style="width:18.35pt;height:15.55pt" o:ole="">
+          <v:shape id="_x0000_i1289" type="#_x0000_t75" style="width:18pt;height:15.6pt" o:ole="">
             <v:imagedata r:id="rId7" o:title=""/>
           </v:shape>
-          <w:control r:id="rId8" w:name="DefaultOcxName4" w:shapeid="_x0000_i1308"/>
+          <w:control r:id="rId8" w:name="DefaultOcxName4" w:shapeid="_x0000_i1289"/>
         </w:object>
       </w:r>
       <w:r>
@@ -270,7 +270,7 @@
           <w:szCs w:val="20"/>
         </w:rPr>
         <w:object w:dxaOrig="225" w:dyaOrig="225" w14:anchorId="3CCDF5DD">
-          <v:shape id="_x0000_i1103" type="#_x0000_t75" style="width:18.35pt;height:15.55pt" o:ole="">
+          <v:shape id="_x0000_i1103" type="#_x0000_t75" style="width:18pt;height:15.6pt" o:ole="">
             <v:imagedata r:id="rId7" o:title=""/>
           </v:shape>
           <w:control r:id="rId9" w:name="DefaultOcxName5" w:shapeid="_x0000_i1103"/>
@@ -291,7 +291,7 @@
           <w:szCs w:val="20"/>
         </w:rPr>
         <w:object w:dxaOrig="225" w:dyaOrig="225" w14:anchorId="445DE51E">
-          <v:shape id="_x0000_i1106" type="#_x0000_t75" style="width:18.35pt;height:15.55pt" o:ole="">
+          <v:shape id="_x0000_i1106" type="#_x0000_t75" style="width:18pt;height:15.6pt" o:ole="">
             <v:imagedata r:id="rId7" o:title=""/>
           </v:shape>
           <w:control r:id="rId10" w:name="DefaultOcxName6" w:shapeid="_x0000_i1106"/>
@@ -312,7 +312,7 @@
           <w:szCs w:val="20"/>
         </w:rPr>
         <w:object w:dxaOrig="225" w:dyaOrig="225" w14:anchorId="612B94D3">
-          <v:shape id="_x0000_i1109" type="#_x0000_t75" style="width:18.35pt;height:15.55pt" o:ole="">
+          <v:shape id="_x0000_i1109" type="#_x0000_t75" style="width:18pt;height:15.6pt" o:ole="">
             <v:imagedata r:id="rId7" o:title=""/>
           </v:shape>
           <w:control r:id="rId11" w:name="DefaultOcxName7" w:shapeid="_x0000_i1109"/>
@@ -491,10 +491,10 @@
           <w:szCs w:val="20"/>
         </w:rPr>
         <w:object w:dxaOrig="225" w:dyaOrig="225" w14:anchorId="5476DCCB">
-          <v:shape id="_x0000_i1293" type="#_x0000_t75" style="width:18.35pt;height:15.55pt" o:ole="">
+          <v:shape id="_x0000_i1112" type="#_x0000_t75" style="width:18pt;height:15.6pt" o:ole="">
             <v:imagedata r:id="rId7" o:title=""/>
           </v:shape>
-          <w:control r:id="rId12" w:name="DefaultOcxName8" w:shapeid="_x0000_i1293"/>
+          <w:control r:id="rId12" w:name="DefaultOcxName8" w:shapeid="_x0000_i1112"/>
         </w:object>
       </w:r>
       <w:r>
@@ -512,10 +512,10 @@
           <w:szCs w:val="20"/>
         </w:rPr>
         <w:object w:dxaOrig="225" w:dyaOrig="225" w14:anchorId="6F01388D">
-          <v:shape id="_x0000_i1290" type="#_x0000_t75" style="width:18.35pt;height:15.55pt" o:ole="">
+          <v:shape id="_x0000_i1115" type="#_x0000_t75" style="width:18pt;height:15.6pt" o:ole="">
             <v:imagedata r:id="rId7" o:title=""/>
           </v:shape>
-          <w:control r:id="rId13" w:name="DefaultOcxName9" w:shapeid="_x0000_i1290"/>
+          <w:control r:id="rId13" w:name="DefaultOcxName9" w:shapeid="_x0000_i1115"/>
         </w:object>
       </w:r>
       <w:r>
@@ -533,10 +533,10 @@
           <w:szCs w:val="20"/>
         </w:rPr>
         <w:object w:dxaOrig="225" w:dyaOrig="225" w14:anchorId="1CE36D24">
-          <v:shape id="_x0000_i1294" type="#_x0000_t75" style="width:18.35pt;height:15.55pt" o:ole="">
+          <v:shape id="_x0000_i1118" type="#_x0000_t75" style="width:18pt;height:15.6pt" o:ole="">
             <v:imagedata r:id="rId14" o:title=""/>
           </v:shape>
-          <w:control r:id="rId15" w:name="DefaultOcxName10" w:shapeid="_x0000_i1294"/>
+          <w:control r:id="rId15" w:name="DefaultOcxName10" w:shapeid="_x0000_i1118"/>
         </w:object>
       </w:r>
       <w:r>
@@ -554,10 +554,10 @@
           <w:szCs w:val="20"/>
         </w:rPr>
         <w:object w:dxaOrig="225" w:dyaOrig="225" w14:anchorId="5BDEB18D">
-          <v:shape id="_x0000_i1286" type="#_x0000_t75" style="width:18.35pt;height:15.55pt" o:ole="">
+          <v:shape id="_x0000_i1121" type="#_x0000_t75" style="width:18pt;height:15.6pt" o:ole="">
             <v:imagedata r:id="rId7" o:title=""/>
           </v:shape>
-          <w:control r:id="rId16" w:name="DefaultOcxName11" w:shapeid="_x0000_i1286"/>
+          <w:control r:id="rId16" w:name="DefaultOcxName11" w:shapeid="_x0000_i1121"/>
         </w:object>
       </w:r>
       <w:r>
@@ -714,7 +714,7 @@
           <w:szCs w:val="20"/>
         </w:rPr>
         <w:object w:dxaOrig="225" w:dyaOrig="225" w14:anchorId="6D08F4A0">
-          <v:shape id="_x0000_i1124" type="#_x0000_t75" style="width:18.35pt;height:15.55pt" o:ole="">
+          <v:shape id="_x0000_i1124" type="#_x0000_t75" style="width:18pt;height:15.6pt" o:ole="">
             <v:imagedata r:id="rId7" o:title=""/>
           </v:shape>
           <w:control r:id="rId17" w:name="DefaultOcxName12" w:shapeid="_x0000_i1124"/>
@@ -735,10 +735,10 @@
           <w:szCs w:val="20"/>
         </w:rPr>
         <w:object w:dxaOrig="225" w:dyaOrig="225" w14:anchorId="0B9D8920">
-          <v:shape id="_x0000_i1295" type="#_x0000_t75" style="width:18.35pt;height:15.55pt" o:ole="">
+          <v:shape id="_x0000_i1127" type="#_x0000_t75" style="width:18pt;height:15.6pt" o:ole="">
             <v:imagedata r:id="rId14" o:title=""/>
           </v:shape>
-          <w:control r:id="rId18" w:name="DefaultOcxName13" w:shapeid="_x0000_i1295"/>
+          <w:control r:id="rId18" w:name="DefaultOcxName13" w:shapeid="_x0000_i1127"/>
         </w:object>
       </w:r>
       <w:r>
@@ -756,7 +756,7 @@
           <w:szCs w:val="20"/>
         </w:rPr>
         <w:object w:dxaOrig="225" w:dyaOrig="225" w14:anchorId="35A252CA">
-          <v:shape id="_x0000_i1130" type="#_x0000_t75" style="width:18.35pt;height:15.55pt" o:ole="">
+          <v:shape id="_x0000_i1130" type="#_x0000_t75" style="width:18pt;height:15.6pt" o:ole="">
             <v:imagedata r:id="rId7" o:title=""/>
           </v:shape>
           <w:control r:id="rId19" w:name="DefaultOcxName14" w:shapeid="_x0000_i1130"/>
@@ -777,7 +777,7 @@
           <w:szCs w:val="20"/>
         </w:rPr>
         <w:object w:dxaOrig="225" w:dyaOrig="225" w14:anchorId="2F4ED1C5">
-          <v:shape id="_x0000_i1133" type="#_x0000_t75" style="width:18.35pt;height:15.55pt" o:ole="">
+          <v:shape id="_x0000_i1133" type="#_x0000_t75" style="width:18pt;height:15.6pt" o:ole="">
             <v:imagedata r:id="rId7" o:title=""/>
           </v:shape>
           <w:control r:id="rId20" w:name="DefaultOcxName15" w:shapeid="_x0000_i1133"/>
@@ -957,42 +957,42 @@
         <w:rPr>
           <w:rFonts w:ascii="Arial" w:hAnsi="Arial" w:cs="Arial"/>
         </w:rPr>
-        <w:t xml:space="preserve"> двух продуктов. Продукт, </w:t>
+        <w:t xml:space="preserve"> двух продуктов. </w:t>
+      </w:r>
+      <w:r>
+        <w:rPr>
+          <w:rFonts w:ascii="Arial" w:hAnsi="Arial" w:cs="Arial"/>
+          <w:lang w:val="kk-KZ"/>
+        </w:rPr>
+        <w:t>Г</w:t>
       </w:r>
       <w:proofErr w:type="spellStart"/>
       <w:r>
         <w:rPr>
           <w:rFonts w:ascii="Arial" w:hAnsi="Arial" w:cs="Arial"/>
         </w:rPr>
-        <w:t>retention</w:t>
+        <w:t>олубая</w:t>
       </w:r>
       <w:proofErr w:type="spellEnd"/>
       <w:r>
         <w:rPr>
           <w:rFonts w:ascii="Arial" w:hAnsi="Arial" w:cs="Arial"/>
         </w:rPr>
-        <w:t xml:space="preserve">-кривая которого находится выше, лучше удерживает пользователей. Если после первоначального снижения кривая выходит на плато, это говорит о формировании стабильной аудитории. Продукт с более резким падением </w:t>
-      </w:r>
-      <w:proofErr w:type="spellStart"/>
+        <w:t xml:space="preserve"> кривая стабилизируется примерно на 40%, а красная падает почти до </w:t>
+      </w:r>
       <w:r>
         <w:rPr>
           <w:rFonts w:ascii="Arial" w:hAnsi="Arial" w:cs="Arial"/>
         </w:rPr>
-        <w:t>retention</w:t>
-      </w:r>
-      <w:proofErr w:type="spellEnd"/>
-      <w:r>
+        <w:lastRenderedPageBreak/>
+        <w:t>нуля к пятому дню. Следовательно, первый продукт удерживает пользователей значительно лучше.</w:t>
+      </w:r>
+    </w:p>
+    <w:p>
+      <w:pPr>
         <w:rPr>
           <w:rFonts w:ascii="Arial" w:hAnsi="Arial" w:cs="Arial"/>
         </w:rPr>
-        <w:t xml:space="preserve"> требует анализа причин оттока и улучшения пользовательского опыта.</w:t>
-      </w:r>
-    </w:p>
-    <w:p>
-      <w:pPr>
-        <w:rPr>
-          <w:rFonts w:ascii="Arial" w:hAnsi="Arial" w:cs="Arial"/>
-        </w:rPr>
       </w:pPr>
     </w:p>
     <w:p>
@@ -1010,7 +1010,6 @@
           <w:sz w:val="24"/>
           <w:szCs w:val="24"/>
         </w:rPr>
-        <w:lastRenderedPageBreak/>
         <w:t xml:space="preserve">5. </w:t>
       </w:r>
       <w:r>
@@ -1092,7 +1091,7 @@
           <w:szCs w:val="20"/>
         </w:rPr>
         <w:object w:dxaOrig="225" w:dyaOrig="225" w14:anchorId="6116FC56">
-          <v:shape id="_x0000_i1136" type="#_x0000_t75" style="width:18.35pt;height:15.55pt" o:ole="">
+          <v:shape id="_x0000_i1136" type="#_x0000_t75" style="width:18pt;height:15.6pt" o:ole="">
             <v:imagedata r:id="rId7" o:title=""/>
           </v:shape>
           <w:control r:id="rId22" w:name="DefaultOcxName17" w:shapeid="_x0000_i1136"/>
@@ -1113,7 +1112,7 @@
           <w:szCs w:val="20"/>
         </w:rPr>
         <w:object w:dxaOrig="225" w:dyaOrig="225" w14:anchorId="49DB6913">
-          <v:shape id="_x0000_i1139" type="#_x0000_t75" style="width:18.35pt;height:15.55pt" o:ole="">
+          <v:shape id="_x0000_i1139" type="#_x0000_t75" style="width:18pt;height:15.6pt" o:ole="">
             <v:imagedata r:id="rId7" o:title=""/>
           </v:shape>
           <w:control r:id="rId23" w:name="DefaultOcxName18" w:shapeid="_x0000_i1139"/>
@@ -1134,10 +1133,10 @@
           <w:szCs w:val="20"/>
         </w:rPr>
         <w:object w:dxaOrig="225" w:dyaOrig="225" w14:anchorId="015AE515">
-          <v:shape id="_x0000_i1296" type="#_x0000_t75" style="width:18.35pt;height:15.55pt" o:ole="">
+          <v:shape id="_x0000_i1142" type="#_x0000_t75" style="width:18pt;height:15.6pt" o:ole="">
             <v:imagedata r:id="rId14" o:title=""/>
           </v:shape>
-          <w:control r:id="rId24" w:name="DefaultOcxName19" w:shapeid="_x0000_i1296"/>
+          <w:control r:id="rId24" w:name="DefaultOcxName19" w:shapeid="_x0000_i1142"/>
         </w:object>
       </w:r>
       <w:r>
@@ -1155,7 +1154,7 @@
           <w:szCs w:val="20"/>
         </w:rPr>
         <w:object w:dxaOrig="225" w:dyaOrig="225" w14:anchorId="17130EAE">
-          <v:shape id="_x0000_i1145" type="#_x0000_t75" style="width:18.35pt;height:15.55pt" o:ole="">
+          <v:shape id="_x0000_i1145" type="#_x0000_t75" style="width:18pt;height:15.6pt" o:ole="">
             <v:imagedata r:id="rId7" o:title=""/>
           </v:shape>
           <w:control r:id="rId25" w:name="DefaultOcxName20" w:shapeid="_x0000_i1145"/>
@@ -1224,7 +1223,7 @@
           <w:szCs w:val="20"/>
         </w:rPr>
         <w:object w:dxaOrig="225" w:dyaOrig="225" w14:anchorId="5126D798">
-          <v:shape id="_x0000_i1148" type="#_x0000_t75" style="width:18.35pt;height:15.55pt" o:ole="">
+          <v:shape id="_x0000_i1148" type="#_x0000_t75" style="width:18pt;height:15.6pt" o:ole="">
             <v:imagedata r:id="rId7" o:title=""/>
           </v:shape>
           <w:control r:id="rId26" w:name="DefaultOcxName21" w:shapeid="_x0000_i1148"/>
@@ -1245,7 +1244,7 @@
           <w:szCs w:val="20"/>
         </w:rPr>
         <w:object w:dxaOrig="225" w:dyaOrig="225" w14:anchorId="5A29B1E7">
-          <v:shape id="_x0000_i1151" type="#_x0000_t75" style="width:18.35pt;height:15.55pt" o:ole="">
+          <v:shape id="_x0000_i1151" type="#_x0000_t75" style="width:18pt;height:15.6pt" o:ole="">
             <v:imagedata r:id="rId7" o:title=""/>
           </v:shape>
           <w:control r:id="rId27" w:name="DefaultOcxName22" w:shapeid="_x0000_i1151"/>
@@ -1266,7 +1265,7 @@
           <w:szCs w:val="20"/>
         </w:rPr>
         <w:object w:dxaOrig="225" w:dyaOrig="225" w14:anchorId="0C9ADE9C">
-          <v:shape id="_x0000_i1154" type="#_x0000_t75" style="width:18.35pt;height:15.55pt" o:ole="">
+          <v:shape id="_x0000_i1154" type="#_x0000_t75" style="width:18pt;height:15.6pt" o:ole="">
             <v:imagedata r:id="rId7" o:title=""/>
           </v:shape>
           <w:control r:id="rId28" w:name="DefaultOcxName23" w:shapeid="_x0000_i1154"/>
@@ -1287,10 +1286,10 @@
           <w:szCs w:val="20"/>
         </w:rPr>
         <w:object w:dxaOrig="225" w:dyaOrig="225" w14:anchorId="2C5ACB88">
-          <v:shape id="_x0000_i1297" type="#_x0000_t75" style="width:18.35pt;height:15.55pt" o:ole="">
+          <v:shape id="_x0000_i1157" type="#_x0000_t75" style="width:18pt;height:15.6pt" o:ole="">
             <v:imagedata r:id="rId14" o:title=""/>
           </v:shape>
-          <w:control r:id="rId29" w:name="DefaultOcxName24" w:shapeid="_x0000_i1297"/>
+          <w:control r:id="rId29" w:name="DefaultOcxName24" w:shapeid="_x0000_i1157"/>
         </w:object>
       </w:r>
       <w:r>
@@ -1510,7 +1509,7 @@
           <w:szCs w:val="20"/>
         </w:rPr>
         <w:object w:dxaOrig="225" w:dyaOrig="225" w14:anchorId="62E56F9D">
-          <v:shape id="_x0000_i1160" type="#_x0000_t75" style="width:18.35pt;height:15.55pt" o:ole="">
+          <v:shape id="_x0000_i1160" type="#_x0000_t75" style="width:18pt;height:15.6pt" o:ole="">
             <v:imagedata r:id="rId7" o:title=""/>
           </v:shape>
           <w:control r:id="rId30" w:name="DefaultOcxName30" w:shapeid="_x0000_i1160"/>
@@ -1531,7 +1530,7 @@
           <w:szCs w:val="20"/>
         </w:rPr>
         <w:object w:dxaOrig="225" w:dyaOrig="225" w14:anchorId="16F7B779">
-          <v:shape id="_x0000_i1163" type="#_x0000_t75" style="width:18.35pt;height:15.55pt" o:ole="">
+          <v:shape id="_x0000_i1163" type="#_x0000_t75" style="width:18pt;height:15.6pt" o:ole="">
             <v:imagedata r:id="rId7" o:title=""/>
           </v:shape>
           <w:control r:id="rId31" w:name="DefaultOcxName31" w:shapeid="_x0000_i1163"/>
@@ -1552,7 +1551,7 @@
           <w:szCs w:val="20"/>
         </w:rPr>
         <w:object w:dxaOrig="225" w:dyaOrig="225" w14:anchorId="384663D7">
-          <v:shape id="_x0000_i1166" type="#_x0000_t75" style="width:18.35pt;height:15.55pt" o:ole="">
+          <v:shape id="_x0000_i1166" type="#_x0000_t75" style="width:18pt;height:15.6pt" o:ole="">
             <v:imagedata r:id="rId7" o:title=""/>
           </v:shape>
           <w:control r:id="rId32" w:name="DefaultOcxName32" w:shapeid="_x0000_i1166"/>
@@ -1573,10 +1572,10 @@
           <w:szCs w:val="20"/>
         </w:rPr>
         <w:object w:dxaOrig="225" w:dyaOrig="225" w14:anchorId="7F71027F">
-          <v:shape id="_x0000_i1298" type="#_x0000_t75" style="width:18.35pt;height:15.55pt" o:ole="">
+          <v:shape id="_x0000_i1169" type="#_x0000_t75" style="width:18pt;height:15.6pt" o:ole="">
             <v:imagedata r:id="rId14" o:title=""/>
           </v:shape>
-          <w:control r:id="rId33" w:name="DefaultOcxName33" w:shapeid="_x0000_i1298"/>
+          <w:control r:id="rId33" w:name="DefaultOcxName33" w:shapeid="_x0000_i1169"/>
         </w:object>
       </w:r>
       <w:r>
@@ -1629,7 +1628,6 @@
         </w:rPr>
         <w:t xml:space="preserve">ARPU </w:t>
       </w:r>
-      <w:bookmarkStart w:id="1" w:name="_GoBack"/>
       <w:r>
         <w:rPr>
           <w:rFonts w:ascii="Arial" w:eastAsia="Times New Roman" w:hAnsi="Arial" w:cs="Arial"/>
@@ -1670,14 +1668,6 @@
           <w:szCs w:val="24"/>
         </w:rPr>
         <w:br/>
-      </w:r>
-      <w:bookmarkEnd w:id="1"/>
-      <w:r>
-        <w:rPr>
-          <w:rFonts w:ascii="Arial" w:eastAsia="Times New Roman" w:hAnsi="Arial" w:cs="Arial"/>
-          <w:sz w:val="24"/>
-          <w:szCs w:val="24"/>
-        </w:rPr>
         <w:t>Посмотрите</w:t>
       </w:r>
       <w:proofErr w:type="gramEnd"/>
@@ -2225,6 +2215,7 @@
           <w:szCs w:val="24"/>
           <w:lang w:eastAsia="ru-RU"/>
         </w:rPr>
+        <w:lastRenderedPageBreak/>
         <w:t>Test</w:t>
       </w:r>
       <w:proofErr w:type="spellEnd"/>
@@ -2350,7 +2341,25 @@
           <w:szCs w:val="24"/>
           <w:lang w:eastAsia="ru-RU"/>
         </w:rPr>
-        <w:t>,05). При этом ARPU тестовой группы существенно ниже контрольной. Изменение оказывает негативное влияние на выручку. Рекомендация: тестовый вариант не внедрять.</w:t>
+        <w:t xml:space="preserve">,05). При этом ARPU тестовой группы существенно ниже контрольной. </w:t>
+      </w:r>
+      <w:r>
+        <w:rPr>
+          <w:rFonts w:ascii="Arial" w:eastAsia="Times New Roman" w:hAnsi="Arial" w:cs="Arial"/>
+          <w:sz w:val="24"/>
+          <w:szCs w:val="24"/>
+          <w:lang w:eastAsia="ru-RU"/>
+        </w:rPr>
+        <w:t>изменение связано со статистически значимым снижением ARPU</w:t>
+      </w:r>
+      <w:r>
+        <w:rPr>
+          <w:rFonts w:ascii="Arial" w:eastAsia="Times New Roman" w:hAnsi="Arial" w:cs="Arial"/>
+          <w:sz w:val="24"/>
+          <w:szCs w:val="24"/>
+          <w:lang w:eastAsia="ru-RU"/>
+        </w:rPr>
+        <w:t>. Рекомендация: тестовый вариант не внедрять.</w:t>
       </w:r>
     </w:p>
     <w:p>
@@ -2608,7 +2617,7 @@
           <w:szCs w:val="20"/>
         </w:rPr>
         <w:object w:dxaOrig="225" w:dyaOrig="225" w14:anchorId="1314A003">
-          <v:shape id="_x0000_i1172" type="#_x0000_t75" style="width:18.35pt;height:15.55pt" o:ole="">
+          <v:shape id="_x0000_i1172" type="#_x0000_t75" style="width:18pt;height:15.6pt" o:ole="">
             <v:imagedata r:id="rId7" o:title=""/>
           </v:shape>
           <w:control r:id="rId34" w:name="DefaultOcxName42" w:shapeid="_x0000_i1172"/>
@@ -2629,10 +2638,10 @@
           <w:szCs w:val="20"/>
         </w:rPr>
         <w:object w:dxaOrig="225" w:dyaOrig="225" w14:anchorId="194B3E53">
-          <v:shape id="_x0000_i1310" type="#_x0000_t75" style="width:18.35pt;height:15.55pt" o:ole="">
+          <v:shape id="_x0000_i1291" type="#_x0000_t75" style="width:18pt;height:15.6pt" o:ole="">
             <v:imagedata r:id="rId7" o:title=""/>
           </v:shape>
-          <w:control r:id="rId35" w:name="DefaultOcxName43" w:shapeid="_x0000_i1310"/>
+          <w:control r:id="rId35" w:name="DefaultOcxName43" w:shapeid="_x0000_i1291"/>
         </w:object>
       </w:r>
       <w:r>
@@ -2650,7 +2659,7 @@
           <w:szCs w:val="20"/>
         </w:rPr>
         <w:object w:dxaOrig="225" w:dyaOrig="225" w14:anchorId="76A2C892">
-          <v:shape id="_x0000_i1178" type="#_x0000_t75" style="width:18.35pt;height:15.55pt" o:ole="">
+          <v:shape id="_x0000_i1178" type="#_x0000_t75" style="width:18pt;height:15.6pt" o:ole="">
             <v:imagedata r:id="rId7" o:title=""/>
           </v:shape>
           <w:control r:id="rId36" w:name="DefaultOcxName44" w:shapeid="_x0000_i1178"/>
@@ -2671,7 +2680,7 @@
           <w:szCs w:val="20"/>
         </w:rPr>
         <w:object w:dxaOrig="225" w:dyaOrig="225" w14:anchorId="5DF581BF">
-          <v:shape id="_x0000_i1181" type="#_x0000_t75" style="width:18.35pt;height:15.55pt" o:ole="">
+          <v:shape id="_x0000_i1181" type="#_x0000_t75" style="width:18pt;height:15.6pt" o:ole="">
             <v:imagedata r:id="rId7" o:title=""/>
           </v:shape>
           <w:control r:id="rId37" w:name="DefaultOcxName45" w:shapeid="_x0000_i1181"/>
@@ -2692,7 +2701,7 @@
           <w:szCs w:val="20"/>
         </w:rPr>
         <w:object w:dxaOrig="225" w:dyaOrig="225" w14:anchorId="2E7F6E34">
-          <v:shape id="_x0000_i1184" type="#_x0000_t75" style="width:18.35pt;height:15.55pt" o:ole="">
+          <v:shape id="_x0000_i1184" type="#_x0000_t75" style="width:18pt;height:15.6pt" o:ole="">
             <v:imagedata r:id="rId7" o:title=""/>
           </v:shape>
           <w:control r:id="rId38" w:name="DefaultOcxName46" w:shapeid="_x0000_i1184"/>
@@ -2803,7 +2812,7 @@
           <w:szCs w:val="20"/>
         </w:rPr>
         <w:object w:dxaOrig="225" w:dyaOrig="225" w14:anchorId="69B3975B">
-          <v:shape id="_x0000_i1187" type="#_x0000_t75" style="width:18.35pt;height:15.55pt" o:ole="">
+          <v:shape id="_x0000_i1187" type="#_x0000_t75" style="width:18pt;height:15.6pt" o:ole="">
             <v:imagedata r:id="rId7" o:title=""/>
           </v:shape>
           <w:control r:id="rId39" w:name="DefaultOcxName47" w:shapeid="_x0000_i1187"/>
@@ -2824,10 +2833,10 @@
           <w:szCs w:val="20"/>
         </w:rPr>
         <w:object w:dxaOrig="225" w:dyaOrig="225" w14:anchorId="29C26F6D">
-          <v:shape id="_x0000_i1300" type="#_x0000_t75" style="width:18.35pt;height:15.55pt" o:ole="">
+          <v:shape id="_x0000_i1190" type="#_x0000_t75" style="width:18pt;height:15.6pt" o:ole="">
             <v:imagedata r:id="rId14" o:title=""/>
           </v:shape>
-          <w:control r:id="rId40" w:name="DefaultOcxName48" w:shapeid="_x0000_i1300"/>
+          <w:control r:id="rId40" w:name="DefaultOcxName48" w:shapeid="_x0000_i1190"/>
         </w:object>
       </w:r>
       <w:r>
@@ -2845,7 +2854,7 @@
           <w:szCs w:val="20"/>
         </w:rPr>
         <w:object w:dxaOrig="225" w:dyaOrig="225" w14:anchorId="23397B9F">
-          <v:shape id="_x0000_i1193" type="#_x0000_t75" style="width:18.35pt;height:15.55pt" o:ole="">
+          <v:shape id="_x0000_i1193" type="#_x0000_t75" style="width:18pt;height:15.6pt" o:ole="">
             <v:imagedata r:id="rId7" o:title=""/>
           </v:shape>
           <w:control r:id="rId41" w:name="DefaultOcxName49" w:shapeid="_x0000_i1193"/>
@@ -2866,7 +2875,7 @@
           <w:szCs w:val="20"/>
         </w:rPr>
         <w:object w:dxaOrig="225" w:dyaOrig="225" w14:anchorId="6F484020">
-          <v:shape id="_x0000_i1196" type="#_x0000_t75" style="width:18.35pt;height:15.55pt" o:ole="">
+          <v:shape id="_x0000_i1196" type="#_x0000_t75" style="width:18pt;height:15.6pt" o:ole="">
             <v:imagedata r:id="rId7" o:title=""/>
           </v:shape>
           <w:control r:id="rId42" w:name="DefaultOcxName50" w:shapeid="_x0000_i1196"/>
@@ -2887,7 +2896,7 @@
           <w:szCs w:val="20"/>
         </w:rPr>
         <w:object w:dxaOrig="225" w:dyaOrig="225" w14:anchorId="41D102C3">
-          <v:shape id="_x0000_i1199" type="#_x0000_t75" style="width:18.35pt;height:15.55pt" o:ole="">
+          <v:shape id="_x0000_i1199" type="#_x0000_t75" style="width:18pt;height:15.6pt" o:ole="">
             <v:imagedata r:id="rId7" o:title=""/>
           </v:shape>
           <w:control r:id="rId43" w:name="DefaultOcxName51" w:shapeid="_x0000_i1199"/>
@@ -2996,7 +3005,7 @@
           <w:szCs w:val="20"/>
         </w:rPr>
         <w:object w:dxaOrig="225" w:dyaOrig="225" w14:anchorId="0A63C57D">
-          <v:shape id="_x0000_i1202" type="#_x0000_t75" style="width:18.35pt;height:15.55pt" o:ole="">
+          <v:shape id="_x0000_i1202" type="#_x0000_t75" style="width:18pt;height:15.6pt" o:ole="">
             <v:imagedata r:id="rId44" o:title=""/>
           </v:shape>
           <w:control r:id="rId45" w:name="DefaultOcxName52" w:shapeid="_x0000_i1202"/>
@@ -3017,7 +3026,7 @@
           <w:szCs w:val="20"/>
         </w:rPr>
         <w:object w:dxaOrig="225" w:dyaOrig="225" w14:anchorId="309C0D4D">
-          <v:shape id="_x0000_i1205" type="#_x0000_t75" style="width:18.35pt;height:15.55pt" o:ole="">
+          <v:shape id="_x0000_i1205" type="#_x0000_t75" style="width:18pt;height:15.6pt" o:ole="">
             <v:imagedata r:id="rId44" o:title=""/>
           </v:shape>
           <w:control r:id="rId46" w:name="DefaultOcxName53" w:shapeid="_x0000_i1205"/>
@@ -3038,10 +3047,10 @@
           <w:szCs w:val="20"/>
         </w:rPr>
         <w:object w:dxaOrig="225" w:dyaOrig="225" w14:anchorId="6DB701FC">
-          <v:shape id="_x0000_i1307" type="#_x0000_t75" style="width:18.35pt;height:15.55pt" o:ole="">
+          <v:shape id="_x0000_i1208" type="#_x0000_t75" style="width:18pt;height:15.6pt" o:ole="">
             <v:imagedata r:id="rId47" o:title=""/>
           </v:shape>
-          <w:control r:id="rId48" w:name="DefaultOcxName54" w:shapeid="_x0000_i1307"/>
+          <w:control r:id="rId48" w:name="DefaultOcxName54" w:shapeid="_x0000_i1208"/>
         </w:object>
       </w:r>
       <w:r>
@@ -3105,7 +3114,7 @@
           <w:szCs w:val="20"/>
         </w:rPr>
         <w:object w:dxaOrig="225" w:dyaOrig="225" w14:anchorId="20D41789">
-          <v:shape id="_x0000_i1211" type="#_x0000_t75" style="width:18.35pt;height:15.55pt" o:ole="">
+          <v:shape id="_x0000_i1211" type="#_x0000_t75" style="width:18pt;height:15.6pt" o:ole="">
             <v:imagedata r:id="rId44" o:title=""/>
           </v:shape>
           <w:control r:id="rId49" w:name="DefaultOcxName55" w:shapeid="_x0000_i1211"/>
@@ -3187,9 +3196,8 @@
           <w:sz w:val="20"/>
           <w:szCs w:val="20"/>
         </w:rPr>
-        <w:lastRenderedPageBreak/>
         <w:object w:dxaOrig="225" w:dyaOrig="225" w14:anchorId="4C80A434">
-          <v:shape id="_x0000_i1214" type="#_x0000_t75" style="width:18.35pt;height:15.55pt" o:ole="">
+          <v:shape id="_x0000_i1214" type="#_x0000_t75" style="width:18pt;height:15.6pt" o:ole="">
             <v:imagedata r:id="rId7" o:title=""/>
           </v:shape>
           <w:control r:id="rId50" w:name="DefaultOcxName611" w:shapeid="_x0000_i1214"/>
@@ -3279,8 +3287,9 @@
           <w:sz w:val="20"/>
           <w:szCs w:val="20"/>
         </w:rPr>
+        <w:lastRenderedPageBreak/>
         <w:object w:dxaOrig="225" w:dyaOrig="225" w14:anchorId="24A2B157">
-          <v:shape id="_x0000_i1217" type="#_x0000_t75" style="width:18.35pt;height:15.55pt" o:ole="">
+          <v:shape id="_x0000_i1217" type="#_x0000_t75" style="width:18pt;height:15.6pt" o:ole="">
             <v:imagedata r:id="rId7" o:title=""/>
           </v:shape>
           <w:control r:id="rId52" w:name="DefaultOcxName61" w:shapeid="_x0000_i1217"/>
@@ -3371,10 +3380,10 @@
           <w:szCs w:val="20"/>
         </w:rPr>
         <w:object w:dxaOrig="225" w:dyaOrig="225" w14:anchorId="4D226C1D">
-          <v:shape id="_x0000_i1309" type="#_x0000_t75" style="width:18.35pt;height:15.55pt" o:ole="">
+          <v:shape id="_x0000_i1290" type="#_x0000_t75" style="width:18pt;height:15.6pt" o:ole="">
             <v:imagedata r:id="rId14" o:title=""/>
           </v:shape>
-          <w:control r:id="rId54" w:name="DefaultOcxName612" w:shapeid="_x0000_i1309"/>
+          <w:control r:id="rId54" w:name="DefaultOcxName612" w:shapeid="_x0000_i1290"/>
         </w:object>
       </w:r>
       <w:r>
@@ -3462,7 +3471,7 @@
           <w:szCs w:val="20"/>
         </w:rPr>
         <w:object w:dxaOrig="225" w:dyaOrig="225" w14:anchorId="28A52045">
-          <v:shape id="_x0000_i1223" type="#_x0000_t75" style="width:18.35pt;height:15.55pt" o:ole="">
+          <v:shape id="_x0000_i1223" type="#_x0000_t75" style="width:18pt;height:15.6pt" o:ole="">
             <v:imagedata r:id="rId7" o:title=""/>
           </v:shape>
           <w:control r:id="rId56" w:name="DefaultOcxName613" w:shapeid="_x0000_i1223"/>
@@ -3617,7 +3626,7 @@
           <w:szCs w:val="20"/>
         </w:rPr>
         <w:object w:dxaOrig="225" w:dyaOrig="225" w14:anchorId="7F76DF5F">
-          <v:shape id="_x0000_i1226" type="#_x0000_t75" style="width:18.35pt;height:15.55pt" o:ole="">
+          <v:shape id="_x0000_i1226" type="#_x0000_t75" style="width:18pt;height:15.6pt" o:ole="">
             <v:imagedata r:id="rId7" o:title=""/>
           </v:shape>
           <w:control r:id="rId58" w:name="DefaultOcxName4611" w:shapeid="_x0000_i1226"/>
@@ -3704,8 +3713,9 @@
           <w:sz w:val="20"/>
           <w:szCs w:val="20"/>
         </w:rPr>
+        <w:lastRenderedPageBreak/>
         <w:object w:dxaOrig="225" w:dyaOrig="225" w14:anchorId="0BF81828">
-          <v:shape id="_x0000_i1229" type="#_x0000_t75" style="width:18.35pt;height:15.55pt" o:ole="">
+          <v:shape id="_x0000_i1229" type="#_x0000_t75" style="width:18pt;height:15.6pt" o:ole="">
             <v:imagedata r:id="rId7" o:title=""/>
           </v:shape>
           <w:control r:id="rId60" w:name="DefaultOcxName4612" w:shapeid="_x0000_i1229"/>
@@ -3793,10 +3803,10 @@
           <w:szCs w:val="20"/>
         </w:rPr>
         <w:object w:dxaOrig="225" w:dyaOrig="225" w14:anchorId="1D3F2090">
-          <v:shape id="_x0000_i1318" type="#_x0000_t75" style="width:18.35pt;height:15.55pt" o:ole="">
+          <v:shape id="_x0000_i1292" type="#_x0000_t75" style="width:18pt;height:15.6pt" o:ole="">
             <v:imagedata r:id="rId14" o:title=""/>
           </v:shape>
-          <w:control r:id="rId62" w:name="DefaultOcxName46121" w:shapeid="_x0000_i1318"/>
+          <w:control r:id="rId62" w:name="DefaultOcxName46121" w:shapeid="_x0000_i1292"/>
         </w:object>
       </w:r>
       <w:r>
@@ -3881,7 +3891,7 @@
           <w:szCs w:val="20"/>
         </w:rPr>
         <w:object w:dxaOrig="225" w:dyaOrig="225" w14:anchorId="2529F17D">
-          <v:shape id="_x0000_i1235" type="#_x0000_t75" style="width:18.35pt;height:15.55pt" o:ole="">
+          <v:shape id="_x0000_i1235" type="#_x0000_t75" style="width:18pt;height:15.6pt" o:ole="">
             <v:imagedata r:id="rId7" o:title=""/>
           </v:shape>
           <w:control r:id="rId64" w:name="DefaultOcxName46122" w:shapeid="_x0000_i1235"/>
@@ -4048,11 +4058,12 @@
           <w:sz w:val="20"/>
           <w:szCs w:val="20"/>
         </w:rPr>
+        <w:lastRenderedPageBreak/>
         <w:object w:dxaOrig="225" w:dyaOrig="225" w14:anchorId="796A37B6">
-          <v:shape id="_x0000_i1320" type="#_x0000_t75" style="width:18.35pt;height:15.55pt" o:ole="">
+          <v:shape id="_x0000_i1238" type="#_x0000_t75" style="width:18pt;height:15.6pt" o:ole="">
             <v:imagedata r:id="rId47" o:title=""/>
           </v:shape>
-          <w:control r:id="rId66" w:name="DefaultOcxName66" w:shapeid="_x0000_i1320"/>
+          <w:control r:id="rId66" w:name="DefaultOcxName66" w:shapeid="_x0000_i1238"/>
         </w:object>
       </w:r>
       <w:r>
@@ -4129,7 +4140,7 @@
           <w:szCs w:val="20"/>
         </w:rPr>
         <w:object w:dxaOrig="225" w:dyaOrig="225" w14:anchorId="7AE828AA">
-          <v:shape id="_x0000_i1241" type="#_x0000_t75" style="width:18.35pt;height:15.55pt" o:ole="">
+          <v:shape id="_x0000_i1241" type="#_x0000_t75" style="width:18pt;height:15.6pt" o:ole="">
             <v:imagedata r:id="rId44" o:title=""/>
           </v:shape>
           <w:control r:id="rId68" w:name="DefaultOcxName67" w:shapeid="_x0000_i1241"/>
@@ -4209,10 +4220,10 @@
           <w:szCs w:val="20"/>
         </w:rPr>
         <w:object w:dxaOrig="225" w:dyaOrig="225" w14:anchorId="376D0329">
-          <v:shape id="_x0000_i1319" type="#_x0000_t75" style="width:18.35pt;height:15.55pt" o:ole="">
+          <v:shape id="_x0000_i1244" type="#_x0000_t75" style="width:18pt;height:15.6pt" o:ole="">
             <v:imagedata r:id="rId47" o:title=""/>
           </v:shape>
-          <w:control r:id="rId70" w:name="DefaultOcxName68" w:shapeid="_x0000_i1319"/>
+          <w:control r:id="rId70" w:name="DefaultOcxName68" w:shapeid="_x0000_i1244"/>
         </w:object>
       </w:r>
       <w:r>
@@ -4288,8 +4299,9 @@
           <w:sz w:val="20"/>
           <w:szCs w:val="20"/>
         </w:rPr>
+        <w:lastRenderedPageBreak/>
         <w:object w:dxaOrig="225" w:dyaOrig="225" w14:anchorId="6C1F0A0B">
-          <v:shape id="_x0000_i1247" type="#_x0000_t75" style="width:18.35pt;height:15.55pt" o:ole="">
+          <v:shape id="_x0000_i1247" type="#_x0000_t75" style="width:18pt;height:15.6pt" o:ole="">
             <v:imagedata r:id="rId44" o:title=""/>
           </v:shape>
           <w:control r:id="rId72" w:name="DefaultOcxName69" w:shapeid="_x0000_i1247"/>
@@ -4423,7 +4435,7 @@
           <w:szCs w:val="20"/>
         </w:rPr>
         <w:object w:dxaOrig="225" w:dyaOrig="225" w14:anchorId="2C7DBDC2">
-          <v:shape id="_x0000_i1250" type="#_x0000_t75" style="width:18.35pt;height:15.55pt" o:ole="">
+          <v:shape id="_x0000_i1250" type="#_x0000_t75" style="width:18pt;height:15.6pt" o:ole="">
             <v:imagedata r:id="rId7" o:title=""/>
           </v:shape>
           <w:control r:id="rId74" w:name="DefaultOcxName70" w:shapeid="_x0000_i1250"/>
@@ -4454,10 +4466,10 @@
           <w:szCs w:val="20"/>
         </w:rPr>
         <w:object w:dxaOrig="225" w:dyaOrig="225" w14:anchorId="6EE5838E">
-          <v:shape id="_x0000_i1321" type="#_x0000_t75" style="width:18.35pt;height:15.55pt" o:ole="">
+          <v:shape id="_x0000_i1253" type="#_x0000_t75" style="width:18pt;height:15.6pt" o:ole="">
             <v:imagedata r:id="rId14" o:title=""/>
           </v:shape>
-          <w:control r:id="rId75" w:name="DefaultOcxName71" w:shapeid="_x0000_i1321"/>
+          <w:control r:id="rId75" w:name="DefaultOcxName71" w:shapeid="_x0000_i1253"/>
         </w:object>
       </w:r>
       <w:r>
@@ -4485,7 +4497,7 @@
           <w:szCs w:val="20"/>
         </w:rPr>
         <w:object w:dxaOrig="225" w:dyaOrig="225" w14:anchorId="75F4D4BF">
-          <v:shape id="_x0000_i1256" type="#_x0000_t75" style="width:18.35pt;height:15.55pt" o:ole="">
+          <v:shape id="_x0000_i1256" type="#_x0000_t75" style="width:18pt;height:15.6pt" o:ole="">
             <v:imagedata r:id="rId7" o:title=""/>
           </v:shape>
           <w:control r:id="rId76" w:name="DefaultOcxName72" w:shapeid="_x0000_i1256"/>
@@ -4516,7 +4528,7 @@
           <w:szCs w:val="20"/>
         </w:rPr>
         <w:object w:dxaOrig="225" w:dyaOrig="225" w14:anchorId="4C928E75">
-          <v:shape id="_x0000_i1259" type="#_x0000_t75" style="width:18.35pt;height:15.55pt" o:ole="">
+          <v:shape id="_x0000_i1259" type="#_x0000_t75" style="width:18pt;height:15.6pt" o:ole="">
             <v:imagedata r:id="rId7" o:title=""/>
           </v:shape>
           <w:control r:id="rId77" w:name="DefaultOcxName73" w:shapeid="_x0000_i1259"/>
@@ -4583,10 +4595,10 @@
           <w:szCs w:val="20"/>
         </w:rPr>
         <w:object w:dxaOrig="225" w:dyaOrig="225" w14:anchorId="2D700E13">
-          <v:shape id="_x0000_i1322" type="#_x0000_t75" style="width:18.35pt;height:15.55pt" o:ole="">
+          <v:shape id="_x0000_i1262" type="#_x0000_t75" style="width:18pt;height:15.6pt" o:ole="">
             <v:imagedata r:id="rId14" o:title=""/>
           </v:shape>
-          <w:control r:id="rId78" w:name="DefaultOcxName74" w:shapeid="_x0000_i1322"/>
+          <w:control r:id="rId78" w:name="DefaultOcxName74" w:shapeid="_x0000_i1262"/>
         </w:object>
       </w:r>
       <w:r>
@@ -4604,7 +4616,7 @@
           <w:szCs w:val="20"/>
         </w:rPr>
         <w:object w:dxaOrig="225" w:dyaOrig="225" w14:anchorId="3ED8B423">
-          <v:shape id="_x0000_i1265" type="#_x0000_t75" style="width:18.35pt;height:15.55pt" o:ole="">
+          <v:shape id="_x0000_i1265" type="#_x0000_t75" style="width:18pt;height:15.6pt" o:ole="">
             <v:imagedata r:id="rId7" o:title=""/>
           </v:shape>
           <w:control r:id="rId79" w:name="DefaultOcxName75" w:shapeid="_x0000_i1265"/>
@@ -4625,7 +4637,7 @@
           <w:szCs w:val="20"/>
         </w:rPr>
         <w:object w:dxaOrig="225" w:dyaOrig="225" w14:anchorId="1A837643">
-          <v:shape id="_x0000_i1268" type="#_x0000_t75" style="width:18.35pt;height:15.55pt" o:ole="">
+          <v:shape id="_x0000_i1268" type="#_x0000_t75" style="width:18pt;height:15.6pt" o:ole="">
             <v:imagedata r:id="rId7" o:title=""/>
           </v:shape>
           <w:control r:id="rId80" w:name="DefaultOcxName76" w:shapeid="_x0000_i1268"/>
@@ -4646,7 +4658,7 @@
           <w:szCs w:val="20"/>
         </w:rPr>
         <w:object w:dxaOrig="225" w:dyaOrig="225" w14:anchorId="405CB01F">
-          <v:shape id="_x0000_i1271" type="#_x0000_t75" style="width:18.35pt;height:15.55pt" o:ole="">
+          <v:shape id="_x0000_i1271" type="#_x0000_t75" style="width:18pt;height:15.6pt" o:ole="">
             <v:imagedata r:id="rId7" o:title=""/>
           </v:shape>
           <w:control r:id="rId81" w:name="DefaultOcxName77" w:shapeid="_x0000_i1271"/>
@@ -4713,7 +4725,7 @@
           <w:szCs w:val="20"/>
         </w:rPr>
         <w:object w:dxaOrig="225" w:dyaOrig="225" w14:anchorId="3EDD6F8D">
-          <v:shape id="_x0000_i1274" type="#_x0000_t75" style="width:18.35pt;height:15.55pt" o:ole="">
+          <v:shape id="_x0000_i1274" type="#_x0000_t75" style="width:18pt;height:15.6pt" o:ole="">
             <v:imagedata r:id="rId7" o:title=""/>
           </v:shape>
           <w:control r:id="rId82" w:name="DefaultOcxName78" w:shapeid="_x0000_i1274"/>
@@ -4744,10 +4756,10 @@
           <w:szCs w:val="20"/>
         </w:rPr>
         <w:object w:dxaOrig="225" w:dyaOrig="225" w14:anchorId="500D4957">
-          <v:shape id="_x0000_i1323" type="#_x0000_t75" style="width:18.35pt;height:15.55pt" o:ole="">
+          <v:shape id="_x0000_i1277" type="#_x0000_t75" style="width:18pt;height:15.6pt" o:ole="">
             <v:imagedata r:id="rId14" o:title=""/>
           </v:shape>
-          <w:control r:id="rId83" w:name="DefaultOcxName79" w:shapeid="_x0000_i1323"/>
+          <w:control r:id="rId83" w:name="DefaultOcxName79" w:shapeid="_x0000_i1277"/>
         </w:object>
       </w:r>
       <w:r>
@@ -4775,7 +4787,7 @@
           <w:szCs w:val="20"/>
         </w:rPr>
         <w:object w:dxaOrig="225" w:dyaOrig="225" w14:anchorId="28C375A2">
-          <v:shape id="_x0000_i1280" type="#_x0000_t75" style="width:18.35pt;height:15.55pt" o:ole="">
+          <v:shape id="_x0000_i1280" type="#_x0000_t75" style="width:18pt;height:15.6pt" o:ole="">
             <v:imagedata r:id="rId7" o:title=""/>
           </v:shape>
           <w:control r:id="rId84" w:name="DefaultOcxName80" w:shapeid="_x0000_i1280"/>
@@ -4806,7 +4818,7 @@
           <w:szCs w:val="20"/>
         </w:rPr>
         <w:object w:dxaOrig="225" w:dyaOrig="225" w14:anchorId="6D849852">
-          <v:shape id="_x0000_i1283" type="#_x0000_t75" style="width:18.35pt;height:15.55pt" o:ole="">
+          <v:shape id="_x0000_i1283" type="#_x0000_t75" style="width:18pt;height:15.6pt" o:ole="">
             <v:imagedata r:id="rId7" o:title=""/>
           </v:shape>
           <w:control r:id="rId85" w:name="DefaultOcxName81" w:shapeid="_x0000_i1283"/>
@@ -4971,8 +4983,16 @@
         <w:rPr>
           <w:rFonts w:ascii="Arial" w:hAnsi="Arial" w:cs="Arial"/>
         </w:rPr>
-        <w:t xml:space="preserve"> ≈ 0,035, что меньше уровня значимости 0,05. Следовательно, различия статистически значимы. Вариант B показывает лучший результат и может быть рекомендован к внедрению с учётом оценки экономической значимости эффекта.</w:t>
-      </w:r>
+        <w:t xml:space="preserve"> ≈ 0,035, что меньше уровня значимости 0,05. Следовательно, различия статистически значимы. </w:t>
+      </w:r>
+      <w:r>
+        <w:rPr>
+          <w:rFonts w:ascii="Arial" w:hAnsi="Arial" w:cs="Arial"/>
+        </w:rPr>
+        <w:t>вариант B показал статистически значимое улучшение конверсии, поэтому его можно рассматривать для внедрения после проверки корректности эксперимента</w:t>
+      </w:r>
+      <w:bookmarkStart w:id="1" w:name="_GoBack"/>
+      <w:bookmarkEnd w:id="1"/>
     </w:p>
     <w:sectPr>
       <w:pgSz w:w="11906" w:h="16838"/>
@@ -6887,7 +6907,7 @@
 </file>
 
 <file path=customXml/itemProps1.xml><?xml version="1.0" encoding="utf-8"?>
-<ds:datastoreItem xmlns:ds="http://schemas.openxmlformats.org/officeDocument/2006/customXml" ds:itemID="{E60FD80F-AB96-4380-B65C-D688C7C739CA}">
+<ds:datastoreItem xmlns:ds="http://schemas.openxmlformats.org/officeDocument/2006/customXml" ds:itemID="{D8C37D84-D4E5-4C11-95B5-3D4E9F598EDD}">
   <ds:schemaRefs>
     <ds:schemaRef ds:uri="http://schemas.openxmlformats.org/officeDocument/2006/bibliography"/>
   </ds:schemaRefs>
